--- a/Laboratornaya rabota 2 MIS Bashkatov Kazancev 3103.docx
+++ b/Laboratornaya rabota 2 MIS Bashkatov Kazancev 3103.docx
@@ -371,7 +371,6 @@
           <w:b/>
           <w:sz w:val="28"/>
           <w:szCs w:val="26"/>
-          <w:lang w:val="en-US"/>
         </w:rPr>
       </w:pPr>
       <w:r>
@@ -403,7 +402,6 @@
           <w:b/>
           <w:sz w:val="28"/>
           <w:szCs w:val="26"/>
-          <w:lang w:val="en-US"/>
         </w:rPr>
         <w:t>2</w:t>
       </w:r>
@@ -1446,21 +1444,7 @@
           <w:color w:val="000000"/>
           <w:shd w:val="clear" w:color="auto" w:fill="FBFBFB"/>
         </w:rPr>
-        <w:t xml:space="preserve">Автоматизированная система стыковки отсеков </w:t>
-      </w:r>
-      <w:r>
-        <w:rPr>
-          <w:color w:val="000000"/>
-          <w:shd w:val="clear" w:color="auto" w:fill="FBFBFB"/>
-        </w:rPr>
-        <w:t>фюзеляжа</w:t>
-      </w:r>
-      <w:r>
-        <w:rPr>
-          <w:color w:val="000000"/>
-          <w:shd w:val="clear" w:color="auto" w:fill="FBFBFB"/>
-        </w:rPr>
-        <w:t xml:space="preserve"> пассажирского самолета</w:t>
+        <w:t>Автоматизированная система стыковки отсеков фюзеляжа пассажирского самолета</w:t>
       </w:r>
       <w:r>
         <w:t xml:space="preserve">». </w:t>
@@ -1548,6 +1532,7 @@
         <w:rPr>
           <w:rFonts w:ascii="TimesNewRomanPSMT" w:hAnsi="TimesNewRomanPSMT"/>
           <w:color w:val="000000"/>
+          <w:lang w:val="en-US"/>
         </w:rPr>
       </w:pPr>
       <w:r>
@@ -1558,13 +1543,13 @@
         <mc:AlternateContent>
           <mc:Choice Requires="wps">
             <w:drawing>
-              <wp:anchor distT="0" distB="0" distL="114300" distR="114300" simplePos="0" relativeHeight="251660288" behindDoc="0" locked="0" layoutInCell="1" allowOverlap="1" wp14:anchorId="5D8D8441" wp14:editId="6CD34DF9">
+              <wp:anchor distT="0" distB="0" distL="114300" distR="114300" simplePos="0" relativeHeight="251658752" behindDoc="0" locked="0" layoutInCell="1" allowOverlap="1" wp14:anchorId="5D8D8441" wp14:editId="272E0B3B">
                 <wp:simplePos x="0" y="0"/>
                 <wp:positionH relativeFrom="margin">
-                  <wp:align>center</wp:align>
+                  <wp:posOffset>132080</wp:posOffset>
                 </wp:positionH>
                 <wp:positionV relativeFrom="paragraph">
-                  <wp:posOffset>3899535</wp:posOffset>
+                  <wp:posOffset>4947285</wp:posOffset>
                 </wp:positionV>
                 <wp:extent cx="5676900" cy="635"/>
                 <wp:effectExtent l="0" t="0" r="0" b="0"/>
@@ -1737,7 +1722,7 @@
                 <v:stroke joinstyle="miter"/>
                 <v:path gradientshapeok="t" o:connecttype="rect"/>
               </v:shapetype>
-              <v:shape id="Надпись 1" o:spid="_x0000_s1026" type="#_x0000_t202" style="position:absolute;margin-left:0;margin-top:307.05pt;width:447pt;height:.05pt;z-index:251660288;visibility:visible;mso-wrap-style:square;mso-wrap-distance-left:9pt;mso-wrap-distance-top:0;mso-wrap-distance-right:9pt;mso-wrap-distance-bottom:0;mso-position-horizontal:center;mso-position-horizontal-relative:margin;mso-position-vertical:absolute;mso-position-vertical-relative:text;v-text-anchor:top" o:gfxdata="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" stroked="f">
+              <v:shape id="Надпись 1" o:spid="_x0000_s1026" type="#_x0000_t202" style="position:absolute;margin-left:10.4pt;margin-top:389.55pt;width:447pt;height:.05pt;z-index:251658752;visibility:visible;mso-wrap-style:square;mso-wrap-distance-left:9pt;mso-wrap-distance-top:0;mso-wrap-distance-right:9pt;mso-wrap-distance-bottom:0;mso-position-horizontal:absolute;mso-position-horizontal-relative:margin;mso-position-vertical:absolute;mso-position-vertical-relative:text;v-text-anchor:top" o:gfxdata="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" stroked="f">
                 <v:textbox style="mso-fit-shape-to-text:t" inset="0,0,0,0">
                   <w:txbxContent>
                     <w:p>
@@ -1867,31 +1852,29 @@
       </w:r>
       <w:r>
         <w:rPr>
-          <w:rFonts w:ascii="TimesNewRomanPSMT" w:hAnsi="TimesNewRomanPSMT"/>
           <w:noProof/>
-          <w:color w:val="000000"/>
         </w:rPr>
         <w:drawing>
-          <wp:anchor distT="0" distB="0" distL="114300" distR="114300" simplePos="0" relativeHeight="251658240" behindDoc="1" locked="0" layoutInCell="1" allowOverlap="1" wp14:anchorId="068F81A7" wp14:editId="7300CD54">
+          <wp:anchor distT="0" distB="0" distL="114300" distR="114300" simplePos="0" relativeHeight="251660800" behindDoc="1" locked="0" layoutInCell="1" allowOverlap="1" wp14:anchorId="7DD5127C" wp14:editId="2EE77F72">
             <wp:simplePos x="0" y="0"/>
-            <wp:positionH relativeFrom="margin">
-              <wp:align>center</wp:align>
+            <wp:positionH relativeFrom="column">
+              <wp:posOffset>0</wp:posOffset>
             </wp:positionH>
             <wp:positionV relativeFrom="paragraph">
-              <wp:posOffset>-177165</wp:posOffset>
+              <wp:posOffset>-267335</wp:posOffset>
             </wp:positionV>
-            <wp:extent cx="5676900" cy="4019550"/>
-            <wp:effectExtent l="0" t="0" r="0" b="0"/>
+            <wp:extent cx="5940425" cy="5122545"/>
+            <wp:effectExtent l="0" t="0" r="3175" b="1905"/>
             <wp:wrapThrough wrapText="bothSides">
               <wp:wrapPolygon edited="0">
                 <wp:start x="0" y="0"/>
-                <wp:lineTo x="0" y="21498"/>
-                <wp:lineTo x="21528" y="21498"/>
-                <wp:lineTo x="21528" y="0"/>
+                <wp:lineTo x="0" y="21528"/>
+                <wp:lineTo x="21542" y="21528"/>
+                <wp:lineTo x="21542" y="0"/>
                 <wp:lineTo x="0" y="0"/>
               </wp:wrapPolygon>
             </wp:wrapThrough>
-            <wp:docPr id="29" name="Рисунок 29"/>
+            <wp:docPr id="2" name="Рисунок 2"/>
             <wp:cNvGraphicFramePr>
               <a:graphicFrameLocks xmlns:a="http://schemas.openxmlformats.org/drawingml/2006/main" noChangeAspect="1"/>
             </wp:cNvGraphicFramePr>
@@ -1904,7 +1887,7 @@
                       <a:picLocks noChangeAspect="1" noChangeArrowheads="1"/>
                     </pic:cNvPicPr>
                   </pic:nvPicPr>
-                  <pic:blipFill rotWithShape="1">
+                  <pic:blipFill>
                     <a:blip r:embed="rId8">
                       <a:extLst>
                         <a:ext uri="{28A0092B-C50C-407E-A947-70E740481C1C}">
@@ -1912,13 +1895,15 @@
                         </a:ext>
                       </a:extLst>
                     </a:blip>
-                    <a:srcRect l="3048" t="1815" r="1327" b="2450"/>
-                    <a:stretch/>
+                    <a:srcRect/>
+                    <a:stretch>
+                      <a:fillRect/>
+                    </a:stretch>
                   </pic:blipFill>
                   <pic:spPr bwMode="auto">
                     <a:xfrm>
                       <a:off x="0" y="0"/>
-                      <a:ext cx="5676900" cy="4019550"/>
+                      <a:ext cx="5940425" cy="5122545"/>
                     </a:xfrm>
                     <a:prstGeom prst="rect">
                       <a:avLst/>
@@ -1927,11 +1912,6 @@
                     <a:ln>
                       <a:noFill/>
                     </a:ln>
-                    <a:extLst>
-                      <a:ext uri="{53640926-AAD7-44D8-BBD7-CCE9431645EC}">
-                        <a14:shadowObscured xmlns:a14="http://schemas.microsoft.com/office/drawing/2010/main"/>
-                      </a:ext>
-                    </a:extLst>
                   </pic:spPr>
                 </pic:pic>
               </a:graphicData>
@@ -1969,19 +1949,7 @@
         <w:rPr>
           <w:rFonts w:eastAsia="Times New Roman"/>
         </w:rPr>
-        <w:t>Оператор: человек, следящий за процессом стыковки отсеков ф</w:t>
-      </w:r>
-      <w:r>
-        <w:rPr>
-          <w:rFonts w:eastAsia="Times New Roman"/>
-        </w:rPr>
-        <w:t>ю</w:t>
-      </w:r>
-      <w:r>
-        <w:rPr>
-          <w:rFonts w:eastAsia="Times New Roman"/>
-        </w:rPr>
-        <w:t>зеляжа</w:t>
+        <w:t>Оператор: человек, следящий за процессом стыковки отсеков фюзеляжа</w:t>
       </w:r>
     </w:p>
     <w:p>
@@ -2000,19 +1968,7 @@
         <w:rPr>
           <w:rFonts w:eastAsia="Times New Roman"/>
         </w:rPr>
-        <w:t xml:space="preserve">HMI-панель: </w:t>
-      </w:r>
-      <w:r>
-        <w:rPr>
-          <w:rFonts w:eastAsia="Times New Roman"/>
-        </w:rPr>
-        <w:t>графический интерфейс,</w:t>
-      </w:r>
-      <w:r>
-        <w:rPr>
-          <w:rFonts w:eastAsia="Times New Roman"/>
-        </w:rPr>
-        <w:t xml:space="preserve"> через который происходит взаимодействие с системой</w:t>
+        <w:t>HMI-панель: графический интерфейс, через который происходит взаимодействие с системой</w:t>
       </w:r>
     </w:p>
     <w:p>
@@ -2031,31 +1987,7 @@
         <w:rPr>
           <w:rFonts w:eastAsia="Times New Roman"/>
         </w:rPr>
-        <w:t xml:space="preserve">ПЛК: </w:t>
-      </w:r>
-      <w:r>
-        <w:rPr>
-          <w:rFonts w:eastAsia="Times New Roman"/>
-        </w:rPr>
-        <w:t>«Мозг» системы управления,</w:t>
-      </w:r>
-      <w:r>
-        <w:rPr>
-          <w:rFonts w:eastAsia="Times New Roman"/>
-        </w:rPr>
-        <w:t xml:space="preserve"> отвечающий за задание перемещения отсеков ф</w:t>
-      </w:r>
-      <w:r>
-        <w:rPr>
-          <w:rFonts w:eastAsia="Times New Roman"/>
-        </w:rPr>
-        <w:t>ю</w:t>
-      </w:r>
-      <w:r>
-        <w:rPr>
-          <w:rFonts w:eastAsia="Times New Roman"/>
-        </w:rPr>
-        <w:t>зеляжа на стапеле и обработку и преобразование полученных с датчиков значений, преобразование в понятный оператору вид в координатах</w:t>
+        <w:t>ПЛК: «Мозг» системы управления, отвечающий за задание перемещения отсеков фюзеляжа на стапеле и обработку и преобразование полученных с датчиков значений, преобразование в понятный оператору вид в координатах</w:t>
       </w:r>
     </w:p>
     <w:p>
@@ -2074,19 +2006,7 @@
         <w:rPr>
           <w:rFonts w:eastAsia="Times New Roman"/>
         </w:rPr>
-        <w:t>Задание: подвод подвижного ф</w:t>
-      </w:r>
-      <w:r>
-        <w:rPr>
-          <w:rFonts w:eastAsia="Times New Roman"/>
-        </w:rPr>
-        <w:t>ю</w:t>
-      </w:r>
-      <w:r>
-        <w:rPr>
-          <w:rFonts w:eastAsia="Times New Roman"/>
-        </w:rPr>
-        <w:t>зеляжа к неподвижному, опираясь на измеренные расстояния датчиками</w:t>
+        <w:t>Задание: подвод подвижного фюзеляжа к неподвижному, опираясь на измеренные расстояния датчиками</w:t>
       </w:r>
     </w:p>
     <w:p>
@@ -2124,6 +2044,7 @@
         <w:rPr>
           <w:rFonts w:eastAsia="Times New Roman"/>
         </w:rPr>
+        <w:lastRenderedPageBreak/>
         <w:t>Измерительные кольца: являются базами для начала отсчета расстояний оптическими датчиками</w:t>
       </w:r>
     </w:p>
@@ -2162,7 +2083,6 @@
         <w:rPr>
           <w:rFonts w:eastAsia="Times New Roman"/>
         </w:rPr>
-        <w:lastRenderedPageBreak/>
         <w:t>Отчет об перемещении: сводка данных о текущем положении отсека</w:t>
       </w:r>
     </w:p>
@@ -2191,29 +2111,21 @@
         <w:spacing w:line="360" w:lineRule="auto"/>
         <w:ind w:firstLine="0"/>
         <w:rPr>
-          <w:rFonts w:ascii="Helvetica" w:eastAsia="Times New Roman" w:hAnsi="Helvetica"/>
-        </w:rPr>
-      </w:pPr>
+          <w:rFonts w:ascii="TimesNewRomanPSMT" w:hAnsi="TimesNewRomanPSMT"/>
+        </w:rPr>
+      </w:pPr>
+      <w:r>
+        <w:rPr>
+          <w:rFonts w:ascii="TimesNewRomanPSMT" w:hAnsi="TimesNewRomanPSMT"/>
+        </w:rPr>
+        <w:t>6. Таблица описание объектов, классов и атрибутов</w:t>
+      </w:r>
     </w:p>
     <w:p>
       <w:pPr>
         <w:pStyle w:val="af4"/>
         <w:spacing w:line="360" w:lineRule="auto"/>
-        <w:rPr>
-          <w:rFonts w:ascii="TimesNewRomanPSMT" w:hAnsi="TimesNewRomanPSMT"/>
-        </w:rPr>
-      </w:pPr>
-      <w:r>
-        <w:rPr>
-          <w:rFonts w:ascii="TimesNewRomanPSMT" w:hAnsi="TimesNewRomanPSMT"/>
-        </w:rPr>
-        <w:t>6. Таблица описание объектов, классов и атрибутов</w:t>
-      </w:r>
-    </w:p>
-    <w:p>
-      <w:pPr>
-        <w:pStyle w:val="af4"/>
-        <w:spacing w:line="360" w:lineRule="auto"/>
+        <w:ind w:firstLine="0"/>
         <w:rPr>
           <w:rFonts w:ascii="TimesNewRomanPSMT" w:hAnsi="TimesNewRomanPSMT"/>
         </w:rPr>
@@ -3054,33 +2966,6 @@
         </w:tc>
       </w:tr>
     </w:tbl>
-    <w:p>
-      <w:pPr>
-        <w:pStyle w:val="af4"/>
-        <w:spacing w:line="360" w:lineRule="auto"/>
-        <w:rPr>
-          <w:rFonts w:ascii="TimesNewRomanPSMT" w:hAnsi="TimesNewRomanPSMT"/>
-        </w:rPr>
-      </w:pPr>
-    </w:p>
-    <w:p>
-      <w:pPr>
-        <w:pStyle w:val="af4"/>
-        <w:spacing w:line="360" w:lineRule="auto"/>
-        <w:rPr>
-          <w:rFonts w:ascii="TimesNewRomanPSMT" w:hAnsi="TimesNewRomanPSMT"/>
-        </w:rPr>
-      </w:pPr>
-    </w:p>
-    <w:p>
-      <w:pPr>
-        <w:pStyle w:val="af4"/>
-        <w:spacing w:line="360" w:lineRule="auto"/>
-        <w:rPr>
-          <w:rFonts w:ascii="TimesNewRomanPSMT" w:hAnsi="TimesNewRomanPSMT"/>
-        </w:rPr>
-      </w:pPr>
-    </w:p>
     <w:p>
       <w:pPr>
         <w:pStyle w:val="af4"/>

--- a/Laboratornaya rabota 2 MIS Bashkatov Kazancev 3103.docx
+++ b/Laboratornaya rabota 2 MIS Bashkatov Kazancev 3103.docx
@@ -1470,7 +1470,35 @@
           <w:rFonts w:eastAsia="Times New Roman"/>
           <w:color w:val="000000"/>
         </w:rPr>
-        <w:t>предназначена для стыковки двух отсеков между собой, стенд для сборки всех отсеков фюзеляжа (носового, пассажирского и хвостового) состоит из двух систем стыковки.</w:t>
+        <w:t>предназначена для стыковки двух отсеков между собой, стенд для</w:t>
+      </w:r>
+      <w:r>
+        <w:rPr>
+          <w:rFonts w:eastAsia="Times New Roman"/>
+          <w:color w:val="000000"/>
+        </w:rPr>
+        <w:t xml:space="preserve"> </w:t>
+      </w:r>
+      <w:r>
+        <w:rPr>
+          <w:rFonts w:eastAsia="Times New Roman"/>
+          <w:color w:val="000000"/>
+        </w:rPr>
+        <w:t>сборки всех отсеков фюзеляжа (носового, пассажирского и хвостового)</w:t>
+      </w:r>
+      <w:r>
+        <w:rPr>
+          <w:rFonts w:eastAsia="Times New Roman"/>
+          <w:color w:val="000000"/>
+        </w:rPr>
+        <w:t xml:space="preserve"> </w:t>
+      </w:r>
+      <w:r>
+        <w:rPr>
+          <w:rFonts w:eastAsia="Times New Roman"/>
+          <w:color w:val="000000"/>
+        </w:rPr>
+        <w:t>состоит из двух систем стыковки.</w:t>
       </w:r>
     </w:p>
     <w:p>
@@ -1532,7 +1560,6 @@
         <w:rPr>
           <w:rFonts w:ascii="TimesNewRomanPSMT" w:hAnsi="TimesNewRomanPSMT"/>
           <w:color w:val="000000"/>
-          <w:lang w:val="en-US"/>
         </w:rPr>
       </w:pPr>
       <w:r>
@@ -1540,16 +1567,269 @@
           <w:noProof/>
         </w:rPr>
         <w:lastRenderedPageBreak/>
+        <w:drawing>
+          <wp:anchor distT="0" distB="0" distL="114300" distR="114300" simplePos="0" relativeHeight="251659264" behindDoc="0" locked="0" layoutInCell="1" allowOverlap="1" wp14:anchorId="7DD5127C" wp14:editId="3643DB26">
+            <wp:simplePos x="0" y="0"/>
+            <wp:positionH relativeFrom="margin">
+              <wp:posOffset>538480</wp:posOffset>
+            </wp:positionH>
+            <wp:positionV relativeFrom="paragraph">
+              <wp:posOffset>-177165</wp:posOffset>
+            </wp:positionV>
+            <wp:extent cx="4429125" cy="5596890"/>
+            <wp:effectExtent l="0" t="0" r="9525" b="3810"/>
+            <wp:wrapSquare wrapText="bothSides"/>
+            <wp:docPr id="2" name="Рисунок 2"/>
+            <wp:cNvGraphicFramePr>
+              <a:graphicFrameLocks xmlns:a="http://schemas.openxmlformats.org/drawingml/2006/main" noChangeAspect="1"/>
+            </wp:cNvGraphicFramePr>
+            <a:graphic xmlns:a="http://schemas.openxmlformats.org/drawingml/2006/main">
+              <a:graphicData uri="http://schemas.openxmlformats.org/drawingml/2006/picture">
+                <pic:pic xmlns:pic="http://schemas.openxmlformats.org/drawingml/2006/picture">
+                  <pic:nvPicPr>
+                    <pic:cNvPr id="2" name="Рисунок 2"/>
+                    <pic:cNvPicPr>
+                      <a:picLocks noChangeAspect="1" noChangeArrowheads="1"/>
+                    </pic:cNvPicPr>
+                  </pic:nvPicPr>
+                  <pic:blipFill>
+                    <a:blip r:embed="rId8">
+                      <a:extLst>
+                        <a:ext uri="{28A0092B-C50C-407E-A947-70E740481C1C}">
+                          <a14:useLocalDpi xmlns:a14="http://schemas.microsoft.com/office/drawing/2010/main" val="0"/>
+                        </a:ext>
+                      </a:extLst>
+                    </a:blip>
+                    <a:stretch>
+                      <a:fillRect/>
+                    </a:stretch>
+                  </pic:blipFill>
+                  <pic:spPr bwMode="auto">
+                    <a:xfrm>
+                      <a:off x="0" y="0"/>
+                      <a:ext cx="4429125" cy="5596890"/>
+                    </a:xfrm>
+                    <a:prstGeom prst="rect">
+                      <a:avLst/>
+                    </a:prstGeom>
+                    <a:noFill/>
+                    <a:ln>
+                      <a:noFill/>
+                    </a:ln>
+                  </pic:spPr>
+                </pic:pic>
+              </a:graphicData>
+            </a:graphic>
+            <wp14:sizeRelH relativeFrom="margin">
+              <wp14:pctWidth>0</wp14:pctWidth>
+            </wp14:sizeRelH>
+            <wp14:sizeRelV relativeFrom="margin">
+              <wp14:pctHeight>0</wp14:pctHeight>
+            </wp14:sizeRelV>
+          </wp:anchor>
+        </w:drawing>
+      </w:r>
+    </w:p>
+    <w:p>
+      <w:pPr>
+        <w:spacing w:after="160" w:line="259" w:lineRule="auto"/>
+        <w:ind w:firstLine="0"/>
+        <w:jc w:val="left"/>
+        <w:rPr>
+          <w:rFonts w:ascii="TimesNewRomanPSMT" w:hAnsi="TimesNewRomanPSMT"/>
+          <w:color w:val="000000"/>
+        </w:rPr>
+      </w:pPr>
+    </w:p>
+    <w:p>
+      <w:pPr>
+        <w:spacing w:after="160" w:line="259" w:lineRule="auto"/>
+        <w:ind w:firstLine="0"/>
+        <w:jc w:val="left"/>
+        <w:rPr>
+          <w:rFonts w:ascii="TimesNewRomanPSMT" w:hAnsi="TimesNewRomanPSMT"/>
+          <w:color w:val="000000"/>
+        </w:rPr>
+      </w:pPr>
+    </w:p>
+    <w:p>
+      <w:pPr>
+        <w:spacing w:after="160" w:line="259" w:lineRule="auto"/>
+        <w:ind w:firstLine="0"/>
+        <w:jc w:val="left"/>
+        <w:rPr>
+          <w:rFonts w:ascii="TimesNewRomanPSMT" w:hAnsi="TimesNewRomanPSMT"/>
+          <w:color w:val="000000"/>
+        </w:rPr>
+      </w:pPr>
+    </w:p>
+    <w:p>
+      <w:pPr>
+        <w:spacing w:after="160" w:line="259" w:lineRule="auto"/>
+        <w:ind w:firstLine="0"/>
+        <w:jc w:val="left"/>
+        <w:rPr>
+          <w:rFonts w:ascii="TimesNewRomanPSMT" w:hAnsi="TimesNewRomanPSMT"/>
+          <w:color w:val="000000"/>
+        </w:rPr>
+      </w:pPr>
+    </w:p>
+    <w:p>
+      <w:pPr>
+        <w:spacing w:after="160" w:line="259" w:lineRule="auto"/>
+        <w:ind w:firstLine="0"/>
+        <w:jc w:val="left"/>
+        <w:rPr>
+          <w:rFonts w:ascii="TimesNewRomanPSMT" w:hAnsi="TimesNewRomanPSMT"/>
+          <w:color w:val="000000"/>
+        </w:rPr>
+      </w:pPr>
+    </w:p>
+    <w:p>
+      <w:pPr>
+        <w:spacing w:after="160" w:line="259" w:lineRule="auto"/>
+        <w:ind w:firstLine="0"/>
+        <w:jc w:val="left"/>
+        <w:rPr>
+          <w:rFonts w:ascii="TimesNewRomanPSMT" w:hAnsi="TimesNewRomanPSMT"/>
+          <w:color w:val="000000"/>
+        </w:rPr>
+      </w:pPr>
+    </w:p>
+    <w:p>
+      <w:pPr>
+        <w:spacing w:after="160" w:line="259" w:lineRule="auto"/>
+        <w:ind w:firstLine="0"/>
+        <w:jc w:val="left"/>
+        <w:rPr>
+          <w:rFonts w:ascii="TimesNewRomanPSMT" w:hAnsi="TimesNewRomanPSMT"/>
+          <w:color w:val="000000"/>
+        </w:rPr>
+      </w:pPr>
+    </w:p>
+    <w:p>
+      <w:pPr>
+        <w:spacing w:after="160" w:line="259" w:lineRule="auto"/>
+        <w:ind w:firstLine="0"/>
+        <w:jc w:val="left"/>
+        <w:rPr>
+          <w:rFonts w:ascii="TimesNewRomanPSMT" w:hAnsi="TimesNewRomanPSMT"/>
+          <w:color w:val="000000"/>
+        </w:rPr>
+      </w:pPr>
+    </w:p>
+    <w:p>
+      <w:pPr>
+        <w:spacing w:after="160" w:line="259" w:lineRule="auto"/>
+        <w:ind w:firstLine="0"/>
+        <w:jc w:val="left"/>
+        <w:rPr>
+          <w:rFonts w:ascii="TimesNewRomanPSMT" w:hAnsi="TimesNewRomanPSMT"/>
+          <w:color w:val="000000"/>
+        </w:rPr>
+      </w:pPr>
+    </w:p>
+    <w:p>
+      <w:pPr>
+        <w:spacing w:after="160" w:line="259" w:lineRule="auto"/>
+        <w:ind w:firstLine="0"/>
+        <w:jc w:val="left"/>
+        <w:rPr>
+          <w:rFonts w:ascii="TimesNewRomanPSMT" w:hAnsi="TimesNewRomanPSMT"/>
+          <w:color w:val="000000"/>
+        </w:rPr>
+      </w:pPr>
+    </w:p>
+    <w:p>
+      <w:pPr>
+        <w:spacing w:after="160" w:line="259" w:lineRule="auto"/>
+        <w:ind w:firstLine="0"/>
+        <w:jc w:val="left"/>
+        <w:rPr>
+          <w:rFonts w:ascii="TimesNewRomanPSMT" w:hAnsi="TimesNewRomanPSMT"/>
+          <w:color w:val="000000"/>
+        </w:rPr>
+      </w:pPr>
+    </w:p>
+    <w:p>
+      <w:pPr>
+        <w:spacing w:after="160" w:line="259" w:lineRule="auto"/>
+        <w:ind w:firstLine="0"/>
+        <w:jc w:val="left"/>
+        <w:rPr>
+          <w:rFonts w:ascii="TimesNewRomanPSMT" w:hAnsi="TimesNewRomanPSMT"/>
+          <w:color w:val="000000"/>
+        </w:rPr>
+      </w:pPr>
+    </w:p>
+    <w:p>
+      <w:pPr>
+        <w:spacing w:after="160" w:line="259" w:lineRule="auto"/>
+        <w:ind w:firstLine="0"/>
+        <w:jc w:val="left"/>
+        <w:rPr>
+          <w:rFonts w:ascii="TimesNewRomanPSMT" w:hAnsi="TimesNewRomanPSMT"/>
+          <w:color w:val="000000"/>
+        </w:rPr>
+      </w:pPr>
+    </w:p>
+    <w:p>
+      <w:pPr>
+        <w:spacing w:after="160" w:line="259" w:lineRule="auto"/>
+        <w:ind w:firstLine="0"/>
+        <w:jc w:val="left"/>
+        <w:rPr>
+          <w:rFonts w:ascii="TimesNewRomanPSMT" w:hAnsi="TimesNewRomanPSMT"/>
+          <w:color w:val="000000"/>
+        </w:rPr>
+      </w:pPr>
+    </w:p>
+    <w:p>
+      <w:pPr>
+        <w:spacing w:after="160" w:line="259" w:lineRule="auto"/>
+        <w:ind w:firstLine="0"/>
+        <w:jc w:val="left"/>
+        <w:rPr>
+          <w:rFonts w:ascii="TimesNewRomanPSMT" w:hAnsi="TimesNewRomanPSMT"/>
+          <w:color w:val="000000"/>
+        </w:rPr>
+      </w:pPr>
+    </w:p>
+    <w:p>
+      <w:pPr>
+        <w:spacing w:after="160" w:line="259" w:lineRule="auto"/>
+        <w:ind w:firstLine="0"/>
+        <w:jc w:val="left"/>
+        <w:rPr>
+          <w:rFonts w:ascii="TimesNewRomanPSMT" w:hAnsi="TimesNewRomanPSMT"/>
+          <w:color w:val="000000"/>
+        </w:rPr>
+      </w:pPr>
+    </w:p>
+    <w:p>
+      <w:pPr>
+        <w:spacing w:after="160" w:line="259" w:lineRule="auto"/>
+        <w:ind w:firstLine="0"/>
+        <w:jc w:val="left"/>
+        <w:rPr>
+          <w:rFonts w:ascii="TimesNewRomanPSMT" w:hAnsi="TimesNewRomanPSMT"/>
+          <w:color w:val="000000"/>
+        </w:rPr>
+      </w:pPr>
+      <w:r>
+        <w:rPr>
+          <w:noProof/>
+        </w:rPr>
         <mc:AlternateContent>
           <mc:Choice Requires="wps">
             <w:drawing>
-              <wp:anchor distT="0" distB="0" distL="114300" distR="114300" simplePos="0" relativeHeight="251658752" behindDoc="0" locked="0" layoutInCell="1" allowOverlap="1" wp14:anchorId="5D8D8441" wp14:editId="272E0B3B">
+              <wp:anchor distT="0" distB="0" distL="114300" distR="114300" simplePos="0" relativeHeight="251657216" behindDoc="0" locked="0" layoutInCell="1" allowOverlap="1" wp14:anchorId="5D8D8441" wp14:editId="338868FE">
                 <wp:simplePos x="0" y="0"/>
                 <wp:positionH relativeFrom="margin">
-                  <wp:posOffset>132080</wp:posOffset>
+                  <wp:align>center</wp:align>
                 </wp:positionH>
                 <wp:positionV relativeFrom="paragraph">
-                  <wp:posOffset>4947285</wp:posOffset>
+                  <wp:posOffset>47625</wp:posOffset>
                 </wp:positionV>
                 <wp:extent cx="5676900" cy="635"/>
                 <wp:effectExtent l="0" t="0" r="0" b="0"/>
@@ -1722,7 +2002,7 @@
                 <v:stroke joinstyle="miter"/>
                 <v:path gradientshapeok="t" o:connecttype="rect"/>
               </v:shapetype>
-              <v:shape id="Надпись 1" o:spid="_x0000_s1026" type="#_x0000_t202" style="position:absolute;margin-left:10.4pt;margin-top:389.55pt;width:447pt;height:.05pt;z-index:251658752;visibility:visible;mso-wrap-style:square;mso-wrap-distance-left:9pt;mso-wrap-distance-top:0;mso-wrap-distance-right:9pt;mso-wrap-distance-bottom:0;mso-position-horizontal:absolute;mso-position-horizontal-relative:margin;mso-position-vertical:absolute;mso-position-vertical-relative:text;v-text-anchor:top" o:gfxdata="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" stroked="f">
+              <v:shape id="Надпись 1" o:spid="_x0000_s1026" type="#_x0000_t202" style="position:absolute;margin-left:0;margin-top:3.75pt;width:447pt;height:.05pt;z-index:251657216;visibility:visible;mso-wrap-style:square;mso-wrap-distance-left:9pt;mso-wrap-distance-top:0;mso-wrap-distance-right:9pt;mso-wrap-distance-bottom:0;mso-position-horizontal:center;mso-position-horizontal-relative:margin;mso-position-vertical:absolute;mso-position-vertical-relative:text;v-text-anchor:top" o:gfxdata="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" stroked="f">
                 <v:textbox style="mso-fit-shape-to-text:t" inset="0,0,0,0">
                   <w:txbxContent>
                     <w:p>
@@ -1850,81 +2130,18 @@
           </mc:Fallback>
         </mc:AlternateContent>
       </w:r>
-      <w:r>
-        <w:rPr>
-          <w:noProof/>
-        </w:rPr>
-        <w:drawing>
-          <wp:anchor distT="0" distB="0" distL="114300" distR="114300" simplePos="0" relativeHeight="251660800" behindDoc="1" locked="0" layoutInCell="1" allowOverlap="1" wp14:anchorId="7DD5127C" wp14:editId="2EE77F72">
-            <wp:simplePos x="0" y="0"/>
-            <wp:positionH relativeFrom="column">
-              <wp:posOffset>0</wp:posOffset>
-            </wp:positionH>
-            <wp:positionV relativeFrom="paragraph">
-              <wp:posOffset>-267335</wp:posOffset>
-            </wp:positionV>
-            <wp:extent cx="5940425" cy="5122545"/>
-            <wp:effectExtent l="0" t="0" r="3175" b="1905"/>
-            <wp:wrapThrough wrapText="bothSides">
-              <wp:wrapPolygon edited="0">
-                <wp:start x="0" y="0"/>
-                <wp:lineTo x="0" y="21528"/>
-                <wp:lineTo x="21542" y="21528"/>
-                <wp:lineTo x="21542" y="0"/>
-                <wp:lineTo x="0" y="0"/>
-              </wp:wrapPolygon>
-            </wp:wrapThrough>
-            <wp:docPr id="2" name="Рисунок 2"/>
-            <wp:cNvGraphicFramePr>
-              <a:graphicFrameLocks xmlns:a="http://schemas.openxmlformats.org/drawingml/2006/main" noChangeAspect="1"/>
-            </wp:cNvGraphicFramePr>
-            <a:graphic xmlns:a="http://schemas.openxmlformats.org/drawingml/2006/main">
-              <a:graphicData uri="http://schemas.openxmlformats.org/drawingml/2006/picture">
-                <pic:pic xmlns:pic="http://schemas.openxmlformats.org/drawingml/2006/picture">
-                  <pic:nvPicPr>
-                    <pic:cNvPr id="0" name="Picture 2"/>
-                    <pic:cNvPicPr>
-                      <a:picLocks noChangeAspect="1" noChangeArrowheads="1"/>
-                    </pic:cNvPicPr>
-                  </pic:nvPicPr>
-                  <pic:blipFill>
-                    <a:blip r:embed="rId8">
-                      <a:extLst>
-                        <a:ext uri="{28A0092B-C50C-407E-A947-70E740481C1C}">
-                          <a14:useLocalDpi xmlns:a14="http://schemas.microsoft.com/office/drawing/2010/main" val="0"/>
-                        </a:ext>
-                      </a:extLst>
-                    </a:blip>
-                    <a:srcRect/>
-                    <a:stretch>
-                      <a:fillRect/>
-                    </a:stretch>
-                  </pic:blipFill>
-                  <pic:spPr bwMode="auto">
-                    <a:xfrm>
-                      <a:off x="0" y="0"/>
-                      <a:ext cx="5940425" cy="5122545"/>
-                    </a:xfrm>
-                    <a:prstGeom prst="rect">
-                      <a:avLst/>
-                    </a:prstGeom>
-                    <a:noFill/>
-                    <a:ln>
-                      <a:noFill/>
-                    </a:ln>
-                  </pic:spPr>
-                </pic:pic>
-              </a:graphicData>
-            </a:graphic>
-            <wp14:sizeRelH relativeFrom="page">
-              <wp14:pctWidth>0</wp14:pctWidth>
-            </wp14:sizeRelH>
-            <wp14:sizeRelV relativeFrom="page">
-              <wp14:pctHeight>0</wp14:pctHeight>
-            </wp14:sizeRelV>
-          </wp:anchor>
-        </w:drawing>
-      </w:r>
+    </w:p>
+    <w:p>
+      <w:pPr>
+        <w:spacing w:after="160" w:line="259" w:lineRule="auto"/>
+        <w:ind w:firstLine="0"/>
+        <w:jc w:val="left"/>
+        <w:rPr>
+          <w:rFonts w:ascii="TimesNewRomanPSMT" w:hAnsi="TimesNewRomanPSMT"/>
+          <w:color w:val="000000"/>
+          <w:lang w:val="en-US"/>
+        </w:rPr>
+      </w:pPr>
       <w:r>
         <w:rPr>
           <w:rFonts w:ascii="TimesNewRomanPSMT" w:hAnsi="TimesNewRomanPSMT"/>
@@ -2006,6 +2223,7 @@
         <w:rPr>
           <w:rFonts w:eastAsia="Times New Roman"/>
         </w:rPr>
+        <w:lastRenderedPageBreak/>
         <w:t>Задание: подвод подвижного фюзеляжа к неподвижному, опираясь на измеренные расстояния датчиками</w:t>
       </w:r>
     </w:p>
@@ -2044,7 +2262,6 @@
         <w:rPr>
           <w:rFonts w:eastAsia="Times New Roman"/>
         </w:rPr>
-        <w:lastRenderedPageBreak/>
         <w:t>Измерительные кольца: являются базами для начала отсчета расстояний оптическими датчиками</w:t>
       </w:r>
     </w:p>
@@ -2104,6 +2321,19 @@
         </w:rPr>
         <w:t>Уведомление: сообщение о состоянии системы</w:t>
       </w:r>
+    </w:p>
+    <w:p>
+      <w:pPr>
+        <w:pStyle w:val="af4"/>
+        <w:numPr>
+          <w:ilvl w:val="0"/>
+          <w:numId w:val="22"/>
+        </w:numPr>
+        <w:spacing w:line="360" w:lineRule="auto"/>
+        <w:rPr>
+          <w:rFonts w:ascii="Helvetica" w:eastAsia="Times New Roman" w:hAnsi="Helvetica"/>
+        </w:rPr>
+      </w:pPr>
     </w:p>
     <w:p>
       <w:pPr>
@@ -2273,7 +2503,13 @@
               </w:rPr>
             </w:pPr>
             <w:r>
-              <w:t>ФИО; уровень доступа; статус активности; логин; пароль</w:t>
+              <w:t>логин; пароль</w:t>
+            </w:r>
+            <w:r>
+              <w:t xml:space="preserve">; </w:t>
+            </w:r>
+            <w:r>
+              <w:t>ФИО; уровень доступа</w:t>
             </w:r>
           </w:p>
         </w:tc>
@@ -2338,7 +2574,10 @@
               </w:rPr>
             </w:pPr>
             <w:r>
-              <w:t>Параметры интерфейса; количество окон; состояние соединения; активное окно</w:t>
+              <w:t>Параметры интерфейса; количество</w:t>
+            </w:r>
+            <w:r>
+              <w:t xml:space="preserve"> рабочих окон</w:t>
             </w:r>
           </w:p>
         </w:tc>
@@ -2397,13 +2636,19 @@
               </w:rPr>
             </w:pPr>
             <w:r>
+              <w:t>Модель ПЛК</w:t>
+            </w:r>
+            <w:r>
+              <w:t xml:space="preserve">; </w:t>
+            </w:r>
+            <w:r>
               <w:rPr>
                 <w:lang w:val="en-US"/>
               </w:rPr>
               <w:t>IP</w:t>
             </w:r>
             <w:r>
-              <w:t>-адрес; состояние; активные задачи; время цикла</w:t>
+              <w:t>-адрес;</w:t>
             </w:r>
           </w:p>
         </w:tc>
@@ -2465,22 +2710,19 @@
               <w:t>Цель</w:t>
             </w:r>
             <w:r>
-              <w:rPr>
-                <w:lang w:val="en-US"/>
-              </w:rPr>
               <w:t>;</w:t>
             </w:r>
             <w:r>
               <w:t xml:space="preserve"> статус</w:t>
             </w:r>
             <w:r>
-              <w:rPr>
-                <w:lang w:val="en-US"/>
-              </w:rPr>
               <w:t>;</w:t>
             </w:r>
             <w:r>
               <w:t xml:space="preserve"> параметры</w:t>
+            </w:r>
+            <w:r>
+              <w:t>, система перемещения, система контроля</w:t>
             </w:r>
           </w:p>
         </w:tc>
@@ -2542,31 +2784,19 @@
               <w:t>Номер</w:t>
             </w:r>
             <w:r>
-              <w:rPr>
-                <w:lang w:val="en-US"/>
-              </w:rPr>
               <w:t>;</w:t>
             </w:r>
             <w:r>
               <w:t xml:space="preserve"> расстояние</w:t>
             </w:r>
             <w:r>
-              <w:rPr>
-                <w:lang w:val="en-US"/>
-              </w:rPr>
+              <w:t xml:space="preserve"> от датчика до отражателя</w:t>
+            </w:r>
+            <w:r>
               <w:t>;</w:t>
             </w:r>
             <w:r>
               <w:t xml:space="preserve"> точность</w:t>
-            </w:r>
-            <w:r>
-              <w:rPr>
-                <w:lang w:val="en-US"/>
-              </w:rPr>
-              <w:t>;</w:t>
-            </w:r>
-            <w:r>
-              <w:t xml:space="preserve"> состояние</w:t>
             </w:r>
           </w:p>
         </w:tc>
@@ -2625,25 +2855,10 @@
               </w:rPr>
             </w:pPr>
             <w:r>
-              <w:t>Радиус</w:t>
-            </w:r>
-            <w:r>
-              <w:rPr>
-                <w:lang w:val="en-US"/>
-              </w:rPr>
-              <w:t xml:space="preserve">; </w:t>
-            </w:r>
-            <w:r>
-              <w:t>координаты</w:t>
-            </w:r>
-            <w:r>
-              <w:rPr>
-                <w:lang w:val="en-US"/>
-              </w:rPr>
-              <w:t xml:space="preserve">; </w:t>
-            </w:r>
-            <w:r>
-              <w:t>количество датчиков</w:t>
+              <w:t>К</w:t>
+            </w:r>
+            <w:r>
+              <w:t>оличество датчиков</w:t>
             </w:r>
           </w:p>
         </w:tc>
@@ -2702,34 +2917,19 @@
               </w:rPr>
             </w:pPr>
             <w:r>
-              <w:t>Номер</w:t>
-            </w:r>
-            <w:r>
-              <w:rPr>
-                <w:lang w:val="en-US"/>
-              </w:rPr>
+              <w:t>Тип отсека</w:t>
+            </w:r>
+            <w:r>
               <w:t xml:space="preserve">; </w:t>
             </w:r>
             <w:r>
               <w:t>масса</w:t>
             </w:r>
             <w:r>
-              <w:rPr>
-                <w:lang w:val="en-US"/>
-              </w:rPr>
               <w:t>;</w:t>
             </w:r>
             <w:r>
               <w:t xml:space="preserve"> координаты</w:t>
-            </w:r>
-            <w:r>
-              <w:rPr>
-                <w:lang w:val="en-US"/>
-              </w:rPr>
-              <w:t xml:space="preserve">; </w:t>
-            </w:r>
-            <w:r>
-              <w:t>ориентация</w:t>
             </w:r>
           </w:p>
         </w:tc>
@@ -2788,16 +2988,10 @@
               </w:rPr>
             </w:pPr>
             <w:r>
-              <w:t>Координаты</w:t>
-            </w:r>
-            <w:r>
-              <w:rPr>
-                <w:lang w:val="en-US"/>
-              </w:rPr>
-              <w:t xml:space="preserve">; </w:t>
-            </w:r>
-            <w:r>
-              <w:t>скорость</w:t>
+              <w:t>Максимальная с</w:t>
+            </w:r>
+            <w:r>
+              <w:t>корость</w:t>
             </w:r>
             <w:r>
               <w:rPr>
@@ -2966,33 +3160,6 @@
         </w:tc>
       </w:tr>
     </w:tbl>
-    <w:p>
-      <w:pPr>
-        <w:pStyle w:val="af4"/>
-        <w:spacing w:line="360" w:lineRule="auto"/>
-        <w:rPr>
-          <w:rFonts w:ascii="TimesNewRomanPSMT" w:hAnsi="TimesNewRomanPSMT"/>
-        </w:rPr>
-      </w:pPr>
-    </w:p>
-    <w:p>
-      <w:pPr>
-        <w:pStyle w:val="af4"/>
-        <w:spacing w:line="360" w:lineRule="auto"/>
-        <w:rPr>
-          <w:rFonts w:ascii="TimesNewRomanPSMT" w:hAnsi="TimesNewRomanPSMT"/>
-        </w:rPr>
-      </w:pPr>
-    </w:p>
-    <w:p>
-      <w:pPr>
-        <w:pStyle w:val="af4"/>
-        <w:spacing w:line="360" w:lineRule="auto"/>
-        <w:rPr>
-          <w:rFonts w:ascii="TimesNewRomanPSMT" w:hAnsi="TimesNewRomanPSMT"/>
-        </w:rPr>
-      </w:pPr>
-    </w:p>
     <w:p>
       <w:pPr>
         <w:pStyle w:val="af4"/>
